--- a/docs/transmission-cert/02_접근권한_분류표.docx
+++ b/docs/transmission-cert/02_접근권한_분류표.docx
@@ -123,7 +123,7 @@
           <w:sz w:val="18"/>
           <w:szCs w:val="18"/>
         </w:rPr>
-        <w:t xml:space="preserve">전송자격인증제 인증기준 3.2(접근권한 부여) · 3.3(접근권한 변경)에 따라 작성한다. 표에 적힌 권한 구분은 운영 시스템의 실제 판정 값과 일치한다.</w:t>
+        <w:t xml:space="preserve">전송자격인증제 인증기준 3.2(접근권한 부여) · 3.3(접근권한 변경)에 따라 작성한다. 표에 적힌 권한 구분은 운영 시스템의 실제 판정 값과 일치한다. 2026년 8월 27일 도입한 당사 임직원 계정의 등급 체계와 등급별 권한 수준은 부속 문서 「직원 계정 등급 권한분류표」(ITU-AUTH-2026-02)가 소유한다.</w:t>
       </w:r>
     </w:p>
     <w:p>
@@ -9476,7 +9476,7 @@
                 <w:sz w:val="18"/>
                 <w:szCs w:val="18"/>
               </w:rPr>
-              <w:t xml:space="preserve">[확인 필요]</w:t>
+              <w:t xml:space="preserve">대표이사 유호윤</w:t>
             </w:r>
           </w:p>
         </w:tc>
@@ -9562,7 +9562,7 @@
                 <w:sz w:val="18"/>
                 <w:szCs w:val="18"/>
               </w:rPr>
-              <w:t xml:space="preserve">[확인 필요]</w:t>
+              <w:t xml:space="preserve">대표이사 유호윤</w:t>
             </w:r>
           </w:p>
         </w:tc>
@@ -9648,7 +9648,7 @@
                 <w:sz w:val="18"/>
                 <w:szCs w:val="18"/>
               </w:rPr>
-              <w:t xml:space="preserve">[확인 필요]</w:t>
+              <w:t xml:space="preserve">모바일 지원팀장 서수란</w:t>
             </w:r>
           </w:p>
         </w:tc>
